--- a/fra/docx/42.content.docx
+++ b/fra/docx/42.content.docx
@@ -11,6 +11,15 @@
         <w:pStyle w:val="Heading2"/>
       </w:pPr>
       <w:r>
+        <w:t>Resource: Notes d'étude (Tyndale)</w:t>
+      </w:r>
+      <w:r/>
+    </w:p>
+    <w:p>
+      <w:pPr>
+        <w:pStyle w:val="Heading2"/>
+      </w:pPr>
+      <w:r>
         <w:t>License Information</w:t>
       </w:r>
       <w:r/>
@@ -21,7 +30,7 @@
         <w:rPr>
           <w:b/>
         </w:rPr>
-        <w:t>Study Notes (Tyndale)</w:t>
+        <w:t>Notes d'étude (Tyndale)</w:t>
       </w:r>
       <w:r>
         <w:t xml:space="preserve"> (French) is based on</w:t>
@@ -74,7 +83,7 @@
         <w:pStyle w:val="Heading1"/>
       </w:pPr>
       <w:r>
-        <w:t>Study Notes (Tyndale)</w:t>
+        <w:t>Notes d'étude (Tyndale)</w:t>
       </w:r>
     </w:p>
     <w:p>
@@ -83,6 +92,51 @@
           <w:headerReference w:type="even" r:id="rId8"/>
           <w:headerReference w:type="default" r:id="rId9"/>
           <w:footerReference w:type="default" r:id="rId10"/>
+          <w:footnotePr>
+            <w:numRestart w:val="eachSect"/>
+          </w:footnotePr>
+          <w:type w:val="continuous"/>
+          <w:pgSz w:w="12240" w:h="15840" w:code="1"/>
+          <w:pgMar w:top="1440" w:right="1440" w:bottom="1440" w:left="1440" w:header="504" w:footer="504" w:gutter="0"/>
+          <w:cols w:space="708"/>
+          <w:titlePg/>
+          <w:docGrid w:linePitch="360"/>
+        </w:sectPr>
+      </w:pPr>
+    </w:p>
+    <w:p>
+      <w:r/>
+    </w:p>
+    <w:p>
+      <w:pPr>
+        <w:pStyle w:val="Heading2"/>
+      </w:pPr>
+      <w:r>
+        <w:t>LUK</w:t>
+      </w:r>
+      <w:r/>
+    </w:p>
+    <w:p>
+      <w:r/>
+      <w:r>
+        <w:rPr>
+          <w:i/>
+        </w:rPr>
+        <w:t>Luc 1.1, Luc 1.1–4, Luc 1.3, Luc 1.5, Luc 1.5–2.51, Luc 1.7, Luc 1.8–9, Luc 1.12–13, Luc 1.15, Luc 1.17, Luc 1.19, Luc 1.20, Luc 1.24, Luc 1.26, Luc 1.27, Luke.1.31, Luc 1.32–33, Luc 1.35, Luc 1.36, Luc 1.39, Luc 1.41, Luc 1.46–55, Luc 1.48, Luc 1.51, Luc 1.54–55, Luc 1.59, Luc 1.62–63, Luc 1.66, Luc 1.67–79, Luc 1.68, Luc 1.69, Luc 1.71, Luc 1.76–77, Luc 1.78, Luc 1.80, Luc 2.1, Luc 2.1–7, Luc 2.2, Luc 2.3–4, Luc 2.5, Luc 2.7, Luc 2.8, Luc 2.9–10, Luc 2.11, Luc 2.12, Luc 2.13, Luc 2.14, Luc 2.19, Luc 2.20, Luc 2.21, Luc 2.22, Luc 2.24, Luc 2.25, Luc 2.26, Luc 2.27, Luc 2.29–32, Luc 2.30, Luc 2.31, Luc 2.32, Luc 2.34, Luc 2.35, Luc 2.36–38, Luc 2.37, Luc 2.40, Luc 2.41, Luc 2.41–51, Luc 2.42, Luc 2.44, Luc 2.46, Luc 2.47, Luc 2.49, Luc 2.51, Luc 3.1, Luc 3.1–4.13, Luc 3.2, Luc 3.3, Luc 3.4–6, Luc 3.7, Luc 3.8, Luc 3.9, Luc 3.11, Luc 3.12, Luc 3.14, Luc 3.16, Luc 3.17, Luc 3.19–20, Luc 3.21, Luc 3.21–22, Luc 3.22, Luc 3.23, Luc 3.23–38, Luc 3.27, Luc 3.31, Luc 3.32, Luc 3.38, Luc 4.1–13, Luc 4.2, Luc 4.3, Luc 4.4, Luc 4.6, Luc 4.8, Luc 4.10–11, Luc 4.12, Luc 4.13, Luc 4.14, Luc 4.16–30, Luc 4.18–19, Luc 4.21, Luc 4.23, Luc 4.25–26, Luc 4.27, Luc 4.28, Luke.4.30, Luc 4.31, Luc 4.33, Luc 4.34, Luc 4.36, Luc 4.38, Luc 4.39, Luc 4.41, Luc 4.43, Luc 4.44, Luc 5.1–11, Luc 5.3, Luc 5.4, Luc 5.7, Luc 5.8, Luc 5.10, Luc 5.11, Luc 5.12, Luc 5.13, Luc 5.14, Luc 5.17, Luc 5.17–26, Luc 5.19, Luc 5.22, Luc 5.23–24, Luc 5.24, Luc 5.27, Luc 5.27–32, Luc 5.29, Luc 5.30, Luc 5.31–32, Luc 5.33, Luc 5.34–35, Luc 5.36–38, Luc 5.39, Luc 6.1, Luc 6.1–11, Luc 6.2, Luc 6.3, Luc 6.5, Luc 6.6–7, Luc 6.8, Luc 6.9, Luc 6.12, Luc 6.13, Luc 6.14, Luc 6.15, Luc 6.16, Luc 6.17, Luc 6.17–49, Luc 6.20–21, Luc 6.20–23, Luc 6.23, Luc 6.24–26, Luc 6.27, Luc 6.30, Luc 6.31, Luc 6.34–36, Luc 6.37–42, Luc 6.38, Luc 6.41, Luc 6.45, Luc 6.49, Luc 7.1–10, Luc 7.2, Luc 7.3, Luc 7.5, Luc 7.6, Luc 7.8, Luc 7.9, Luc 7.11, Luc 7.11–17, Luc 7.12, Luc 7.13–14, Luc 7.16, Luc 7.18–23, Luc 7.22, Luc 7.23, Luc 7.27, Luc 7.28, Luc 7.31–35, Luc 7.33, Luc 7.35, Luc 7.36, Luc 7.36–50, Luc 7.37, Luc 7.38, Luc 7.40, Luc 7.41, Luc 7.43, Luc 7.44–46, Luc 7.47, Luc 8.2, Luc 8.2–3, Luc 8.4–15, Luc 8.5, Luc 8.6, Luc 8.7, Luc 8.8, Luc 8.10, Luc 8.11, Luc 8.12, Luc 8.13, Luc 8.16–17, Luc 8.18, Luc 8.19–20, Luc 8.21, Luc 8.22–25, Luc 8.23, Luc 8.24, Luc 8.26, Luc 8.26–39, Luc 8.27, Luc 8.28, Luc 8.29, Luc 8.30, Luc 8.31, Luc 8.32, Luc 8.35, Luc 8.37, Luc 8.39, Luc 8.40–56, Luc 8.41, Luc 8.43, Luc 8.44, Luc 8.45, Luc 8.48, Luc 8.51, Luc 8.52, Luc 8.55, Luc 8.56, Luc 9.1–6, Luc 9.3, Luc 9.4, Luc 9.5, Luc 9.8, Luc 9.9, Luc 9.10, Luc 9.10–17, Luc 9.11, Luc 9.13, Luc 9.17, Luc 9.18–27, Luc 9.19, Luc 9.20, Luc 9.21–22, Luc 9.22, Luc 9.23, Luc 9.23–27, Luc 9.24, Luc 9.26, Luc 9.27, Luc 9.28, Luc 9.28–36, Luc 9.29, Luc 9.31, Luc 9.33, Luc 9.34, Luc 9.35, Luc 9.38, Luc 9.39, Luc 9.41, Luc 9.44, Luc 9.45, Luc 9.46, Luc 9.46–50, Luc 9.47, Luc 9.48, Luc 9.50, Luc 9.51, Luc 9.51–19.44, Luc 9.52–53, Luc 9.54, Luc 9.57–62, Luc 9.58, Luc 9.59, Luc 9.61–62, Luc 10.1–20, Luc 10.2, Luc 10.3, Luc 10.4, Luc 10.5, Luc 10.7, Luc 10.9, Luc 10.11, Luc 10.12, Luc 10.13, Luc 10.15, Luc 10.18, Luc 10.19, Luc 10.20, Luc 10.21, Luc 10.22, Luc 10.23, Luc 10.25, Luc 10.27, Luc 10.28, Luc 10.29, Luc 10.30, Luc 10.30–37, Luc 10.31, Luc 10.32, Luc 10.33, Luc 10.34, Luc 10.38–42, Luc 10.39, Luc 10.40, Luc 10.42, Luc 11.1, Luc 11.2–4, Luc 11.4, Luc 11.6, Luc 11.8, Luc 11.11–12, Luc 11.13, Luc 11.14, Luc 11.14–32, Luc 11.15, Luc 11.17, Luc 11.20, Luc 11.21–22, Luc 11.23, Luc 11.26, Luc 11.28, Luc 11.29–30, Luc 11.31, Luc 11.33, Luc 11.35–36, Luc 11.37, Luc 11.38, Luc 11.39, Luc 11.41, Luc 11.42, Luc 11.42–52, Luc 11.43, Luc 11.44, Luc 11.45, Luc 11.46, Luc 11.48, Luc 11.49, Luc 11.51, Luc 11.52, Luc 12.1, Luc 12.2–3, Luc 12.5, Luc 12.6, Luc 12.8, Luc 12.10, Luc 12.11–12, Luc 12.13, Luc 12.13–21, Luc 12.15, Luc 12.16–20, Luc 12.19–20, Luc 12.22–34, Luc 12.24, Luc 12.25, Luc 12.27, Luc 12.30, Luc 12.31, Luc 12.32, Luc 12.33, Luc 12.35, Luc 12.35–48, Luc 12.36, Luc 12.37, Luc 12.40, Luc 12.42, Luc 12.44, Luc 12.46, Luc 12.47–48, Luc 12.49, Luc 12.50, Luc 12.51–53, Luc 12.53, Luc 12.54, Luc 12.55, Luc 12.58, Luc 13.1, Luc 13.1–4, Luc 13.4, Luc 13.6, Luc 13.6–9, Luc 13.9, Luc 13.10, Luc 13.11, Luc 13.14, Luc 13.15–16, Luc 13.17, Luc 13.18–21, Luc 13.19, Luc 13.21, Luc 13.23, Luc 13.25, Luc 13.28, Luc 13.29, Luc 13.32, Luc 13.33, Luc 13.34, Luc 13.35, Luc 14.1, Luc 14.2, Luc 14.3, Luc 14.5, Luc 14.7, Luc 14.8, Luc 14.9, Luc 14.12–13, Luc 14.14, Luc 14.15–24, Luc 14.17, Luc 14.18, Luc 14.19, Luc 14.20, Luc 14.21, Luc 14.23, Luc 14.25–35, Luc 14.26, Luc 14.27, Luc 14.34, Luc 14.35, Luc 15.1, Luc 15.1–32, Luc 15.2, Luc 15.4, Luc 15.8, Luc 15.11–32, Luc 15.12, Luc 15.13, Luc 15.15, Luc 15.20, Luc 15.21, Luc 15.22, Luc 15.23, Luc 15.28, Luc 15.30, Luc 15.31, Luc 16.1, Luc 16.2, Luc 16.3, Luc 16.5–7, Luc 16.6, Luc 16.7, Luc 16.8, Luc 16.8–9, Luc 16.9, Luc 16.13, Luc 16.14, Luc 16.16, Luc 16.17, Luc 16.18, Luc 16.19, Luc 16.19–31, Luc 16.21, Luc 16.22, Luc 16.23, Luc 16.24, Luc 16.26, Luc 16.31, Luc 17.1, Luc 17.2, Luc 17.4, Luc 17.6, Luc 17.7–10, Luc 17.11, Luc 17.11–19, Luc 17.12, Luc 17.14, Luc 17.16, Luc 17.19, Luc 17.20–21, Luc 17.20–37, Luc 17.22, Luc 17.23–24, Luc 17.25, Luc 17.26–29, Luc 17.32–33, Luc 17.34–35, , Luc 18.1–8, Luc 18.2, Luc 18.3, Luc 18.5, Luc 18.7, Luc 18.8, Luc 18.9–14, Luc 18.10, Luc 18.12, Luc 18.13, Luc 18.14, Luc 18.15–17, Luc 18.17, Luc 18.18, Luc 18.18–30, Luc 18.19, Luc 18.20, Luc 18.21, Luc 18.22, Luc 18.24–25, Luc 18.27, Luc 18.28–30, Luc 18.30, Luc 18.31, Luc 18.31–34, Luc 18.32–33, Luc 18.34, Luc 18.35, Luc 18.35–43, Luc 18.38, Luc 19.1–10, Luc 19.2, Luc 19.4, Luc 19.5, Luc 19.7, Luc 19.8, Luc 19.9, Luc 19.10, Luc 19.11–27, Luc 19.12, Luc 19.14, Luc 19.17, Luc 19.23, Luc 19.26, Luc 19.27, Luc 19.28–40, Luc 19.29, Luc 19.30, Luc 19.31, Luc 19.36, Luc 19.38, Luc 19.40, Luc 19.42, Luc 19.43–44, Luc 19.45, Luc 19.45–48, Luc 19.47, Luc 20.1, Luc 20.1–47, Luc 20.2, Luc 20.4–6, Luc 20.6, Luc 20.7–8, Luc 20.9, Luc 20.9–29, Luc 20.10, Luc 20.13, Luc 20.14, Luc 20.17, Luc 20.18, Luc 20.19, Luc 20.20–26, Luc 20.21, Luc 20.22, Luc 20.24, Luc 20.25, Luc 20.27, Luc 20.28, Luc 20.29–33, Luc 20.33, Luc 20.35, Luc 20.36, Luc 20.37, Luc 20.39, Luc 20.40, Luc 20.41, Luc 20.41–44, Luc 20.42–43, Luc 20.44, Luc 20.46–47, Luc 20.47, Luc 21.1, Luc 21.1–4, Luc 21.2, Luc 21.4, Luc 21.5, Luc 21.5–38, Luc 21.6, Luc 21.8, Luc 21.8–11, Luc 21.11, Luc 21.12, Luc 21.12–19, Luc 21.15, Luc 21.16, Luc 21.18–19, Luc 21.20–24, Luc 21.21, Luc 21.22, Luc 21.24, Luc 21.25, Luc 21.31, Luc 21.32, Luc 21.33, Luc 21.34, Luc 21.36, Luc 22.1, Luc 22.1–6, Luc 22.3, Luc 22.4, Luc 22.5, Luc 22.6, Luc 22.7, Luc 22.7–30, Luc 22.8, Luc 22.10, Luc 22.11–12, Luc 22.14, Luc 22.15, Luc 22.16, Luc 22.17, Luc 22.19–20, Luc 22.20, Luc 22.21–22, Luc 22.22, Luc 22.24, Luc 22.25, Luc 22.27, Luc 22.29–30, Luc 22.30, Luc 22.31, Luc 22.32, Luc 22.33, Luc 22.34, Luc 22.36, Luc 22.38, Luc 22.39, Luc 22.42, Luc 22.43, Luc 22.44, Luc 22.45–46, Luc 22.47, Luc 22.51, Luc 22.52, Luc 22.54, Luc 22.59, Luc 22.61, Luc 22.63, Luc 22.64, Luc 22.66, Luc 22.67–68, Luc 22.69, Luc 22.70, Luc 22.71, Luc 23.1, Luc 23.2, Luc 23.3, Luc 23.4, Luc 23.5, Luc 23.6–7, Luc 23.8, Luc 23.9, Luc 23.12, Luc 23.14–15, Luc 23.16–18, Luc 23.19, Luc 23.24, Luc 23.26, Luc 23.28, Luc 23.29, Luc 23.30, Luc 23.31, Luc 23.33, Luc 23.34, Luc 23.35, Luc 23.36, Luc 23.38, Luc 23.42, Luc 23.43, Luc 23.44, Luc 23.45, Luc 23.46, Luc 23.47, Luc 23.48, Luc 23.50–51, Luc 23.52, Luc 23.53, Luc 23.54, Luc 23.55–56, Lu 24.1, Luc 24.1–12, Luc 24.2, Luc 24.4, Luc 24.5–7, Luc 24.7, Luc 24.9, Luc 24.10, Luc 24.12, Luc 24.13, Luc 24.13–34, Luc 24.16, Luc 24.18, Luc 24.19, Luc 24.21, Luc 24.22, Luc 24.25–26, Luc 24.27, Luc 24.29, Luc 24.30, Luc 24.31, Luc 24.34, Luc 24.39, Luc 24.44, Luc 24.46, Luc 24.47, Luc 24.48, Luc 24.49, Luc 24.50, Luc 24.50–53, Luc 24.51, Luc 24.53</w:t>
+      </w:r>
+      <w:r/>
+    </w:p>
+    <w:p>
+      <w:r/>
+      <w:r>
+        <w:t xml:space="preserve"> </w:t>
+      </w:r>
+      <w:r/>
+      <w:r/>
+    </w:p>
+    <w:p>
+      <w:pPr>
+        <w:sectPr>
           <w:footnotePr>
             <w:numRestart w:val="eachSect"/>
           </w:footnotePr>

--- a/fra/docx/42.content.docx
+++ b/fra/docx/42.content.docx
@@ -163,13 +163,6 @@
         <w:rPr>
           <w:lang w:val="fr_FR" w:bidi="fr_FR"/>
         </w:rPr>
-      </w:r>
-      <w:r>
-        <w:rPr>
-          <w:i/>
-          <w:lang w:val="fr_FR" w:bidi="fr_FR"/>
-        </w:rPr>
-        <w:t>Luc 1.1, Luc 1.1–4, Luc 1.3, Luc 1.5, Luc 1.5–2.51, Luc 1.7, Luc 1.8–9, Luc 1.12–13, Luc 1.15, Luc 1.17, Luc 1.19, Luc 1.20, Luc 1.24, Luc 1.26, Luc 1.27, Luke.1.31, Luc 1.32–33, Luc 1.35, Luc 1.36, Luc 1.39, Luc 1.41, Luc 1.46–55, Luc 1.48, Luc 1.51, Luc 1.54–55, Luc 1.59, Luc 1.62–63, Luc 1.66, Luc 1.67–79, Luc 1.68, Luc 1.69, Luc 1.71, Luc 1.76–77, Luc 1.78, Luc 1.80, Luc 2.1, Luc 2.1–7, Luc 2.2, Luc 2.3–4, Luc 2.5, Luc 2.7, Luc 2.8, Luc 2.9–10, Luc 2.11, Luc 2.12, Luc 2.13, Luc 2.14, Luc 2.19, Luc 2.20, Luc 2.21, Luc 2.22, Luc 2.24, Luc 2.25, Luc 2.26, Luc 2.27, Luc 2.29–32, Luc 2.30, Luc 2.31, Luc 2.32, Luc 2.34, Luc 2.35, Luc 2.36–38, Luc 2.37, Luc 2.40, Luc 2.41, Luc 2.41–51, Luc 2.42, Luc 2.44, Luc 2.46, Luc 2.47, Luc 2.49, Luc 2.51, Luc 3.1, Luc 3.1–4.13, Luc 3.2, Luc 3.3, Luc 3.4–6, Luc 3.7, Luc 3.8, Luc 3.9, Luc 3.11, Luc 3.12, Luc 3.14, Luc 3.16, Luc 3.17, Luc 3.19–20, Luc 3.21, Luc 3.21–22, Luc 3.22, Luc 3.23, Luc 3.23–38, Luc 3.27, Luc 3.31, Luc 3.32, Luc 3.38, Luc 4.1–13, Luc 4.2, Luc 4.3, Luc 4.4, Luc 4.6, Luc 4.8, Luc 4.10–11, Luc 4.12, Luc 4.13, Luc 4.14, Luc 4.16–30, Luc 4.18–19, Luc 4.21, Luc 4.23, Luc 4.25–26, Luc 4.27, Luc 4.28, Luke.4.30, Luc 4.31, Luc 4.33, Luc 4.34, Luc 4.36, Luc 4.38, Luc 4.39, Luc 4.41, Luc 4.43, Luc 4.44, Luc 5.1–11, Luc 5.3, Luc 5.4, Luc 5.7, Luc 5.8, Luc 5.10, Luc 5.11, Luc 5.12, Luc 5.13, Luc 5.14, Luc 5.17, Luc 5.17–26, Luc 5.19, Luc 5.22, Luc 5.23–24, Luc 5.24, Luc 5.27, Luc 5.27–32, Luc 5.29, Luc 5.30, Luc 5.31–32, Luc 5.33, Luc 5.34–35, Luc 5.36–38, Luc 5.39, Luc 6.1, Luc 6.1–11, Luc 6.2, Luc 6.3, Luc 6.5, Luc 6.6–7, Luc 6.8, Luc 6.9, Luc 6.12, Luc 6.13, Luc 6.14, Luc 6.15, Luc 6.16, Luc 6.17, Luc 6.17–49, Luc 6.20–21, Luc 6.20–23, Luc 6.23, Luc 6.24–26, Luc 6.27, Luc 6.30, Luc 6.31, Luc 6.34–36, Luc 6.37–42, Luc 6.38, Luc 6.41, Luc 6.45, Luc 6.49, Luc 7.1–10, Luc 7.2, Luc 7.3, Luc 7.5, Luc 7.6, Luc 7.8, Luc 7.9, Luc 7.11, Luc 7.11–17, Luc 7.12, Luc 7.13–14, Luc 7.16, Luc 7.18–23, Luc 7.22, Luc 7.23, Luc 7.27, Luc 7.28, Luc 7.31–35, Luc 7.33, Luc 7.35, Luc 7.36, Luc 7.36–50, Luc 7.37, Luc 7.38, Luc 7.40, Luc 7.41, Luc 7.43, Luc 7.44–46, Luc 7.47, Luc 8.2, Luc 8.2–3, Luc 8.4–15, Luc 8.5, Luc 8.6, Luc 8.7, Luc 8.8, Luc 8.10, Luc 8.11, Luc 8.12, Luc 8.13, Luc 8.16–17, Luc 8.18, Luc 8.19–20, Luc 8.21, Luc 8.22–25, Luc 8.23, Luc 8.24, Luc 8.26, Luc 8.26–39, Luc 8.27, Luc 8.28, Luc 8.29, Luc 8.30, Luc 8.31, Luc 8.32, Luc 8.35, Luc 8.37, Luc 8.39, Luc 8.40–56, Luc 8.41, Luc 8.43, Luc 8.44, Luc 8.45, Luc 8.48, Luc 8.51, Luc 8.52, Luc 8.55, Luc 8.56, Luc 9.1–6, Luc 9.3, Luc 9.4, Luc 9.5, Luc 9.8, Luc 9.9, Luc 9.10, Luc 9.10–17, Luc 9.11, Luc 9.13, Luc 9.17, Luc 9.18–27, Luc 9.19, Luc 9.20, Luc 9.21–22, Luc 9.22, Luc 9.23, Luc 9.23–27, Luc 9.24, Luc 9.26, Luc 9.27, Luc 9.28, Luc 9.28–36, Luc 9.29, Luc 9.31, Luc 9.33, Luc 9.34, Luc 9.35, Luc 9.38, Luc 9.39, Luc 9.41, Luc 9.44, Luc 9.45, Luc 9.46, Luc 9.46–50, Luc 9.47, Luc 9.48, Luc 9.50, Luc 9.51, Luc 9.51–19.44, Luc 9.52–53, Luc 9.54, Luc 9.57–62, Luc 9.58, Luc 9.59, Luc 9.61–62, Luc 10.1–20, Luc 10.2, Luc 10.3, Luc 10.4, Luc 10.5, Luc 10.7, Luc 10.9, Luc 10.11, Luc 10.12, Luc 10.13, Luc 10.15, Luc 10.18, Luc 10.19, Luc 10.20, Luc 10.21, Luc 10.22, Luc 10.23, Luc 10.25, Luc 10.27, Luc 10.28, Luc 10.29, Luc 10.30, Luc 10.30–37, Luc 10.31, Luc 10.32, Luc 10.33, Luc 10.34, Luc 10.38–42, Luc 10.39, Luc 10.40, Luc 10.42, Luc 11.1, Luc 11.2–4, Luc 11.4, Luc 11.6, Luc 11.8, Luc 11.11–12, Luc 11.13, Luc 11.14, Luc 11.14–32, Luc 11.15, Luc 11.17, Luc 11.20, Luc 11.21–22, Luc 11.23, Luc 11.26, Luc 11.28, Luc 11.29–30, Luc 11.31, Luc 11.33, Luc 11.35–36, Luc 11.37, Luc 11.38, Luc 11.39, Luc 11.41, Luc 11.42, Luc 11.42–52, Luc 11.43, Luc 11.44, Luc 11.45, Luc 11.46, Luc 11.48, Luc 11.49, Luc 11.51, Luc 11.52, Luc 12.1, Luc 12.2–3, Luc 12.5, Luc 12.6, Luc 12.8, Luc 12.10, Luc 12.11–12, Luc 12.13, Luc 12.13–21, Luc 12.15, Luc 12.16–20, Luc 12.19–20, Luc 12.22–34, Luc 12.24, Luc 12.25, Luc 12.27, Luc 12.30, Luc 12.31, Luc 12.32, Luc 12.33, Luc 12.35, Luc 12.35–48, Luc 12.36, Luc 12.37, Luc 12.40, Luc 12.42, Luc 12.44, Luc 12.46, Luc 12.47–48, Luc 12.49, Luc 12.50, Luc 12.51–53, Luc 12.53, Luc 12.54, Luc 12.55, Luc 12.58, Luc 13.1, Luc 13.1–4, Luc 13.4, Luc 13.6, Luc 13.6–9, Luc 13.9, Luc 13.10, Luc 13.11, Luc 13.14, Luc 13.15–16, Luc 13.17, Luc 13.18–21, Luc 13.19, Luc 13.21, Luc 13.23, Luc 13.25, Luc 13.28, Luc 13.29, Luc 13.32, Luc 13.33, Luc 13.34, Luc 13.35, Luc 14.1, Luc 14.2, Luc 14.3, Luc 14.5, Luc 14.7, Luc 14.8, Luc 14.9, Luc 14.12–13, Luc 14.14, Luc 14.15–24, Luc 14.17, Luc 14.18, Luc 14.19, Luc 14.20, Luc 14.21, Luc 14.23, Luc 14.25–35, Luc 14.26, Luc 14.27, Luc 14.34, Luc 14.35, Luc 15.1, Luc 15.1–32, Luc 15.2, Luc 15.4, Luc 15.8, Luc 15.11–32, Luc 15.12, Luc 15.13, Luc 15.15, Luc 15.20, Luc 15.21, Luc 15.22, Luc 15.23, Luc 15.28, Luc 15.30, Luc 15.31, Luc 16.1, Luc 16.2, Luc 16.3, Luc 16.5–7, Luc 16.6, Luc 16.7, Luc 16.8, Luc 16.8–9, Luc 16.9, Luc 16.13, Luc 16.14, Luc 16.16, Luc 16.17, Luc 16.18, Luc 16.19, Luc 16.19–31, Luc 16.21, Luc 16.22, Luc 16.23, Luc 16.24, Luc 16.26, Luc 16.31, Luc 17.1, Luc 17.2, Luc 17.4, Luc 17.6, Luc 17.7–10, Luc 17.11, Luc 17.11–19, Luc 17.12, Luc 17.14, Luc 17.16, Luc 17.19, Luc 17.20–21, Luc 17.20–37, Luc 17.22, Luc 17.23–24, Luc 17.25, Luc 17.26–29, Luc 17.32–33, Luc 17.34–35, , Luc 18.1–8, Luc 18.2, Luc 18.3, Luc 18.5, Luc 18.7, Luc 18.8, Luc 18.9–14, Luc 18.10, Luc 18.12, Luc 18.13, Luc 18.14, Luc 18.15–17, Luc 18.17, Luc 18.18, Luc 18.18–30, Luc 18.19, Luc 18.20, Luc 18.21, Luc 18.22, Luc 18.24–25, Luc 18.27, Luc 18.28–30, Luc 18.30, Luc 18.31, Luc 18.31–34, Luc 18.32–33, Luc 18.34, Luc 18.35, Luc 18.35–43, Luc 18.38, Luc 19.1–10, Luc 19.2, Luc 19.4, Luc 19.5, Luc 19.7, Luc 19.8, Luc 19.9, Luc 19.10, Luc 19.11–27, Luc 19.12, Luc 19.14, Luc 19.17, Luc 19.23, Luc 19.26, Luc 19.27, Luc 19.28–40, Luc 19.29, Luc 19.30, Luc 19.31, Luc 19.36, Luc 19.38, Luc 19.40, Luc 19.42, Luc 19.43–44, Luc 19.45, Luc 19.45–48, Luc 19.47, Luc 20.1, Luc 20.1–47, Luc 20.2, Luc 20.4–6, Luc 20.6, Luc 20.7–8, Luc 20.9, Luc 20.9–29, Luc 20.10, Luc 20.13, Luc 20.14, Luc 20.17, Luc 20.18, Luc 20.19, Luc 20.20–26, Luc 20.21, Luc 20.22, Luc 20.24, Luc 20.25, Luc 20.27, Luc 20.28, Luc 20.29–33, Luc 20.33, Luc 20.35, Luc 20.36, Luc 20.37, Luc 20.39, Luc 20.40, Luc 20.41, Luc 20.41–44, Luc 20.42–43, Luc 20.44, Luc 20.46–47, Luc 20.47, Luc 21.1, Luc 21.1–4, Luc 21.2, Luc 21.4, Luc 21.5, Luc 21.5–38, Luc 21.6, Luc 21.8, Luc 21.8–11, Luc 21.11, Luc 21.12, Luc 21.12–19, Luc 21.15, Luc 21.16, Luc 21.18–19, Luc 21.20–24, Luc 21.21, Luc 21.22, Luc 21.24, Luc 21.25, Luc 21.31, Luc 21.32, Luc 21.33, Luc 21.34, Luc 21.36, Luc 22.1, Luc 22.1–6, Luc 22.3, Luc 22.4, Luc 22.5, Luc 22.6, Luc 22.7, Luc 22.7–30, Luc 22.8, Luc 22.10, Luc 22.11–12, Luc 22.14, Luc 22.15, Luc 22.16, Luc 22.17, Luc 22.19–20, Luc 22.20, Luc 22.21–22, Luc 22.22, Luc 22.24, Luc 22.25, Luc 22.27, Luc 22.29–30, Luc 22.30, Luc 22.31, Luc 22.32, Luc 22.33, Luc 22.34, Luc 22.36, Luc 22.38, Luc 22.39, Luc 22.42, Luc 22.43, Luc 22.44, Luc 22.45–46, Luc 22.47, Luc 22.51, Luc 22.52, Luc 22.54, Luc 22.59, Luc 22.61, Luc 22.63, Luc 22.64, Luc 22.66, Luc 22.67–68, Luc 22.69, Luc 22.70, Luc 22.71, Luc 23.1, Luc 23.2, Luc 23.3, Luc 23.4, Luc 23.5, Luc 23.6–7, Luc 23.8, Luc 23.9, Luc 23.12, Luc 23.14–15, Luc 23.16–18, Luc 23.19, Luc 23.24, Luc 23.26, Luc 23.28, Luc 23.29, Luc 23.30, Luc 23.31, Luc 23.33, Luc 23.34, Luc 23.35, Luc 23.36, Luc 23.38, Luc 23.42, Luc 23.43, Luc 23.44, Luc 23.45, Luc 23.46, Luc 23.47, Luc 23.48, Luc 23.50–51, Luc 23.52, Luc 23.53, Luc 23.54, Luc 23.55–56, Lu 24.1, Luc 24.1–12, Luc 24.2, Luc 24.4, Luc 24.5–7, Luc 24.7, Luc 24.9, Luc 24.10, Luc 24.12, Luc 24.13, Luc 24.13–34, Luc 24.16, Luc 24.18, Luc 24.19, Luc 24.21, Luc 24.22, Luc 24.25–26, Luc 24.27, Luc 24.29, Luc 24.30, Luc 24.31, Luc 24.34, Luc 24.39, Luc 24.44, Luc 24.46, Luc 24.47, Luc 24.48, Luc 24.49, Luc 24.50, Luc 24.50–53, Luc 24.51, Luc 24.53</w:t>
       </w:r>
       <w:r>
         <w:rPr>

--- a/fra/docx/42.content.docx
+++ b/fra/docx/42.content.docx
@@ -150,19 +150,6 @@
           <w:lang w:val="fr_FR" w:bidi="fr_FR"/>
         </w:rPr>
         <w:t>LUK</w:t>
-      </w:r>
-      <w:r>
-        <w:rPr>
-          <w:lang w:val="fr_FR" w:bidi="fr_FR"/>
-        </w:rPr>
-      </w:r>
-    </w:p>
-    <w:p>
-      <w:pPr/>
-      <w:r>
-        <w:rPr>
-          <w:lang w:val="fr_FR" w:bidi="fr_FR"/>
-        </w:rPr>
       </w:r>
       <w:r>
         <w:rPr>

--- a/fra/docx/42.content.docx
+++ b/fra/docx/42.content.docx
@@ -19,7 +19,7 @@
         <w:rPr>
           <w:lang w:val="fr_FR" w:bidi="fr_FR"/>
         </w:rPr>
-        <w:t>Resource: Notes d'étude (Tyndale)</w:t>
+        <w:t>Resource: Tyndale Open Study Notes</w:t>
       </w:r>
       <w:r>
         <w:rPr>
@@ -112,7 +112,7 @@
         <w:rPr>
           <w:lang w:val="fr_FR" w:bidi="fr_FR"/>
         </w:rPr>
-        <w:t>Notes d'étude (Tyndale)</w:t>
+        <w:t>Tyndale Open Study Notes</w:t>
       </w:r>
     </w:p>
     <w:p>

--- a/fra/docx/42.content.docx
+++ b/fra/docx/42.content.docx
@@ -38519,42 +38519,6 @@
           <w:lang w:val="fr_FR" w:bidi="fr_FR"/>
         </w:rPr>
         <w:t>).</w:t>
-      </w:r>
-      <w:r>
-        <w:rPr>
-          <w:lang w:val="fr_FR" w:bidi="fr_FR"/>
-        </w:rPr>
-      </w:r>
-      <w:r>
-        <w:rPr>
-          <w:lang w:val="fr_FR" w:bidi="fr_FR"/>
-        </w:rPr>
-      </w:r>
-    </w:p>
-    <w:p>
-      <w:pPr/>
-      <w:r>
-        <w:rPr>
-          <w:lang w:val="fr_FR" w:bidi="fr_FR"/>
-        </w:rPr>
-      </w:r>
-    </w:p>
-    <w:p>
-      <w:pPr>
-        <w:pStyle w:val="Heading2"/>
-      </w:pPr>
-      <w:r>
-        <w:rPr>
-          <w:lang w:val="fr_FR" w:bidi="fr_FR"/>
-        </w:rPr>
-      </w:r>
-    </w:p>
-    <w:p>
-      <w:pPr/>
-      <w:r>
-        <w:rPr>
-          <w:lang w:val="fr_FR" w:bidi="fr_FR"/>
-        </w:rPr>
       </w:r>
       <w:r>
         <w:rPr>

--- a/fra/docx/42.content.docx
+++ b/fra/docx/42.content.docx
@@ -19,7 +19,7 @@
         <w:rPr>
           <w:lang w:val="fr_FR" w:bidi="fr_FR"/>
         </w:rPr>
-        <w:t>Resource: Tyndale Open Study Notes</w:t>
+        <w:t>Resource: Aquifer Open Study Notes</w:t>
       </w:r>
       <w:r>
         <w:rPr>
@@ -112,7 +112,7 @@
         <w:rPr>
           <w:lang w:val="fr_FR" w:bidi="fr_FR"/>
         </w:rPr>
-        <w:t>Tyndale Open Study Notes</w:t>
+        <w:t>Aquifer Open Study Notes</w:t>
       </w:r>
     </w:p>
     <w:p>
